--- a/templates/請款單_範本.docx
+++ b/templates/請款單_範本.docx
@@ -181,7 +181,9 @@
       </w:tblGrid>
       <w:tr>
         <w:trPr>
+          <w:cantSplit/>
           <w:trHeight w:hRule="exact" w:val="1005"/>
+          <w:tblHeader/>
           <w:jc w:val="center"/>
         </w:trPr>
         <w:tc>
@@ -318,7 +320,9 @@
       </w:tr>
       <w:tr>
         <w:trPr>
+          <w:cantSplit/>
           <w:trHeight w:hRule="exact" w:val="1498"/>
+          <w:tblHeader/>
           <w:jc w:val="center"/>
         </w:trPr>
         <w:tc>
@@ -584,7 +588,9 @@
       </w:tr>
       <w:tr>
         <w:trPr>
+          <w:cantSplit/>
           <w:trHeight w:hRule="exact" w:val="1072"/>
+          <w:tblHeader/>
           <w:jc w:val="center"/>
         </w:trPr>
         <w:tc>
@@ -786,7 +792,9 @@
       </w:tr>
       <w:tr>
         <w:trPr>
+          <w:cantSplit/>
           <w:trHeight w:val="506"/>
+          <w:tblHeader/>
           <w:jc w:val="center"/>
         </w:trPr>
         <w:tc>
@@ -924,6 +932,7 @@
       </w:tr>
       <w:tr>
         <w:trPr>
+          <w:cantSplit/>
           <w:trHeight w:val="425" w:hRule="atLeast"/>
           <w:jc w:val="center"/>
         </w:trPr>
@@ -1012,6 +1021,7 @@
       </w:tr>
       <w:tr>
         <w:trPr>
+          <w:cantSplit/>
           <w:trHeight w:val="425" w:hRule="atLeast"/>
           <w:jc w:val="center"/>
         </w:trPr>
@@ -1100,6 +1110,7 @@
       </w:tr>
       <w:tr>
         <w:trPr>
+          <w:cantSplit/>
           <w:trHeight w:val="425" w:hRule="atLeast"/>
           <w:jc w:val="center"/>
         </w:trPr>
@@ -1188,6 +1199,7 @@
       </w:tr>
       <w:tr>
         <w:trPr>
+          <w:cantSplit/>
           <w:trHeight w:val="425" w:hRule="atLeast"/>
           <w:jc w:val="center"/>
         </w:trPr>
@@ -1276,6 +1288,7 @@
       </w:tr>
       <w:tr>
         <w:trPr>
+          <w:cantSplit/>
           <w:trHeight w:val="425" w:hRule="atLeast"/>
           <w:jc w:val="center"/>
         </w:trPr>
@@ -1364,6 +1377,7 @@
       </w:tr>
       <w:tr>
         <w:trPr>
+          <w:cantSplit/>
           <w:trHeight w:val="425" w:hRule="atLeast"/>
           <w:jc w:val="center"/>
         </w:trPr>
@@ -1452,6 +1466,7 @@
       </w:tr>
       <w:tr>
         <w:trPr>
+          <w:cantSplit/>
           <w:trHeight w:val="425" w:hRule="atLeast"/>
           <w:jc w:val="center"/>
         </w:trPr>
@@ -1540,6 +1555,7 @@
       </w:tr>
       <w:tr>
         <w:trPr>
+          <w:cantSplit/>
           <w:trHeight w:val="425" w:hRule="atLeast"/>
           <w:jc w:val="center"/>
         </w:trPr>
